--- a/worksheets/فصل اول - مخلوط و جداسازی مواد/صفحه ۱۴ - قیف جداکننده و کاغذ صافی/گزارش-آزمایشگاه-صفحه۱۴-قیف-جداکننده-و-کاغذ-صافی-پاسخنامه-دبیر.docx
+++ b/worksheets/فصل اول - مخلوط و جداسازی مواد/صفحه ۱۴ - قیف جداکننده و کاغذ صافی/گزارش-آزمایشگاه-صفحه۱۴-قیف-جداکننده-و-کاغذ-صافی-پاسخنامه-دبیر.docx
@@ -116,7 +116,7 @@
           <w:szCs w:val="26"/>
           <w:bCs w:val="1"/>
         </w:rPr>
-        <w:t>موضوع آزمایش: گفت‌وگوی صفحهٔ ۱۴: جداسازی با قیف جداکننده و کاغذ صافی</w:t>
+        <w:t>جداسازی با قیف جداکننده و کاغذ صافی</w:t>
       </w:r>
     </w:p>
     <w:tbl>
